--- a/a7/packages/A7 Unit 4 - Solving Problems with Rational Numbers/Teacher Editions/A7 4.02  Teacher Edition.docx
+++ b/a7/packages/A7 Unit 4 - Solving Problems with Rational Numbers/Teacher Editions/A7 4.02  Teacher Edition.docx
@@ -2874,7 +2874,7 @@
           <w:color w:val="6B6B6B"/>
           <w:sz w:val="19"/>
         </w:rPr>
-        <w:t>]; (C) the coefficients were added instead of multiplied [8.NSO.1.5: the operation is multiplication]; (D) the exponents were subtracted [8.NSO.1.5: multiplication adds the exponents]</w:t>
+        <w:t>]; (C) the coefficients were added instead of multiplied [8.NSO.1.5: the operation is multiplication]; (D) the exponents were subtracted, 4 − 5 [8.NSO.1.5: multiplication adds the exponents]</w:t>
       </w:r>
       <w:r>
         <w:rPr>

--- a/a7/packages/A7 Unit 4 - Solving Problems with Rational Numbers/Teacher Editions/A7 4.02  Teacher Edition.docx
+++ b/a7/packages/A7 Unit 4 - Solving Problems with Rational Numbers/Teacher Editions/A7 4.02  Teacher Edition.docx
@@ -3270,7 +3270,7 @@
           <w:color w:val="6B6B6B"/>
           <w:sz w:val="19"/>
         </w:rPr>
-        <w:t xml:space="preserve">   4.2 — the coefficients were subtracted, or divided the wrong way round [8.NSO.1.5]; 0.5 — 4.2 ÷ 8.4 instead of 8.4 ÷ 4.2</w:t>
+        <w:t xml:space="preserve">   4.2 — the coefficients were subtracted, 8.4 − 4.2 [8.NSO.1.5: the coefficients divide]; 0.5 — 4.2 ÷ 8.4 instead of 8.4 ÷ 4.2</w:t>
       </w:r>
     </w:p>
     <w:p>
@@ -3492,7 +3492,7 @@
           <w:color w:val="1A1A1A"/>
           <w:sz w:val="21"/>
         </w:rPr>
-        <w:t>IXL: every listed skill is required, SmartScore 67, due at the start of the next class.</w:t>
+        <w:t>IXL: every listed skill is required, SmartScore 67.</w:t>
       </w:r>
     </w:p>
     <w:p>
@@ -3930,7 +3930,7 @@
           <w:color w:val="1A1A1A"/>
           <w:sz w:val="20"/>
         </w:rPr>
-        <w:t>4.2 — the coefficients were subtracted, or divided the wrong way round [8.NSO.1.5]</w:t>
+        <w:t>4.2 — the coefficients were subtracted, 8.4 − 4.2 [8.NSO.1.5: the coefficients divide]</w:t>
       </w:r>
     </w:p>
     <w:p>

--- a/a7/packages/A7 Unit 4 - Solving Problems with Rational Numbers/Teacher Editions/A7 4.02  Teacher Edition.docx
+++ b/a7/packages/A7 Unit 4 - Solving Problems with Rational Numbers/Teacher Editions/A7 4.02  Teacher Edition.docx
@@ -348,6 +348,7 @@
           </w:tcPr>
           <w:p>
             <w:pPr>
+              <w:keepNext/>
               <w:spacing w:after="0"/>
               <w:jc w:val="center"/>
             </w:pPr>
@@ -381,6 +382,7 @@
           </w:tcPr>
           <w:p>
             <w:pPr>
+              <w:keepNext/>
               <w:spacing w:after="0"/>
               <w:jc w:val="center"/>
             </w:pPr>
@@ -414,6 +416,7 @@
           </w:tcPr>
           <w:p>
             <w:pPr>
+              <w:keepNext/>
               <w:spacing w:after="0"/>
               <w:jc w:val="center"/>
             </w:pPr>
@@ -1673,7 +1676,7 @@
           <w:color w:val="1A1A1A"/>
           <w:sz w:val="21"/>
         </w:rPr>
-        <w:t xml:space="preserve">Warm-Up — On your own. Four minutes. No notes..  </w:t>
+        <w:t xml:space="preserve">Warm-Up — On your own. Four minutes. No notes.  </w:t>
       </w:r>
       <w:r>
         <w:rPr>
@@ -1706,7 +1709,7 @@
           <w:color w:val="1A1A1A"/>
           <w:sz w:val="21"/>
         </w:rPr>
-        <w:t xml:space="preserve">Warm-Up — Answers..  </w:t>
+        <w:t xml:space="preserve">Warm-Up — Answers.  </w:t>
       </w:r>
       <w:r>
         <w:rPr>
@@ -1777,7 +1780,7 @@
           <w:color w:val="1A1A1A"/>
           <w:sz w:val="21"/>
         </w:rPr>
-        <w:t xml:space="preserve">Notes — Copy both lines..  </w:t>
+        <w:t xml:space="preserve">Notes — Copy both lines.  </w:t>
       </w:r>
       <w:r>
         <w:rPr>
@@ -1876,7 +1879,7 @@
           <w:color w:val="1A1A1A"/>
           <w:sz w:val="21"/>
         </w:rPr>
-        <w:t xml:space="preserve">Example 1 — Multiplying, and the answer needs finishing..  </w:t>
+        <w:t xml:space="preserve">Example 1 — Multiplying, and the answer needs finishing.  </w:t>
       </w:r>
       <w:r>
         <w:rPr>
@@ -1909,7 +1912,7 @@
           <w:color w:val="1A1A1A"/>
           <w:sz w:val="21"/>
         </w:rPr>
-        <w:t xml:space="preserve">Example 1 — Worked..  </w:t>
+        <w:t xml:space="preserve">Example 1 — Worked.  </w:t>
       </w:r>
       <w:r>
         <w:rPr>
@@ -1942,7 +1945,7 @@
           <w:color w:val="1A1A1A"/>
           <w:sz w:val="21"/>
         </w:rPr>
-        <w:t xml:space="preserve">Your Turn — Same steps, your numbers. Boards up when done..  </w:t>
+        <w:t xml:space="preserve">Your Turn — Same steps, your numbers. Boards up when done.  </w:t>
       </w:r>
       <w:r>
         <w:rPr>
@@ -1975,7 +1978,7 @@
           <w:color w:val="1A1A1A"/>
           <w:sz w:val="21"/>
         </w:rPr>
-        <w:t xml:space="preserve">Your Turn — Answer..  </w:t>
+        <w:t xml:space="preserve">Your Turn — Answer.  </w:t>
       </w:r>
       <w:r>
         <w:rPr>
@@ -2008,7 +2011,7 @@
           <w:color w:val="1A1A1A"/>
           <w:sz w:val="21"/>
         </w:rPr>
-        <w:t xml:space="preserve">Example 2 — Multiplication and division in one expression..  </w:t>
+        <w:t xml:space="preserve">Example 2 — Multiplication and division in one expression.  </w:t>
       </w:r>
       <w:r>
         <w:rPr>
@@ -2041,7 +2044,7 @@
           <w:color w:val="1A1A1A"/>
           <w:sz w:val="21"/>
         </w:rPr>
-        <w:t xml:space="preserve">Example 2 — Worked..  </w:t>
+        <w:t xml:space="preserve">Example 2 — Worked.  </w:t>
       </w:r>
       <w:r>
         <w:rPr>
@@ -2093,7 +2096,7 @@
           <w:color w:val="1A1A1A"/>
           <w:sz w:val="21"/>
         </w:rPr>
-        <w:t xml:space="preserve">Your Turn — Same steps, your numbers. Boards up when done..  </w:t>
+        <w:t xml:space="preserve">Your Turn — Same steps, your numbers. Boards up when done.  </w:t>
       </w:r>
       <w:r>
         <w:rPr>
@@ -2126,7 +2129,7 @@
           <w:color w:val="1A1A1A"/>
           <w:sz w:val="21"/>
         </w:rPr>
-        <w:t xml:space="preserve">Your Turn — Answer..  </w:t>
+        <w:t xml:space="preserve">Your Turn — Answer.  </w:t>
       </w:r>
       <w:r>
         <w:rPr>
@@ -3450,7 +3453,7 @@
           <w:color w:val="1A1A1A"/>
           <w:sz w:val="21"/>
         </w:rPr>
-        <w:t xml:space="preserve">Independent Set — Six questions. On your own, in silence..  </w:t>
+        <w:t xml:space="preserve">Independent Set — Six questions. On your own, in silence.  </w:t>
       </w:r>
       <w:r>
         <w:rPr>
@@ -3483,7 +3486,7 @@
           <w:color w:val="1A1A1A"/>
           <w:sz w:val="21"/>
         </w:rPr>
-        <w:t xml:space="preserve">IXL — Last five minutes..  </w:t>
+        <w:t xml:space="preserve">IXL — Last five minutes.  </w:t>
       </w:r>
       <w:r>
         <w:rPr>

--- a/a7/packages/A7 Unit 4 - Solving Problems with Rational Numbers/Teacher Editions/A7 4.02  Teacher Edition.docx
+++ b/a7/packages/A7 Unit 4 - Solving Problems with Rational Numbers/Teacher Editions/A7 4.02  Teacher Edition.docx
@@ -2801,7 +2801,7 @@
           <w:color w:val="9E1B32"/>
           <w:sz w:val="21"/>
         </w:rPr>
-        <w:t>A — 6 × 10</w:t>
+        <w:t>C — 6 × 10</w:t>
       </w:r>
       <w:r>
         <w:rPr>
@@ -2820,7 +2820,7 @@
           <w:color w:val="6B6B6B"/>
           <w:sz w:val="19"/>
         </w:rPr>
-        <w:t xml:space="preserve">   (B) the exponents were multiplied [B1G-M 8.NSO.1.5 named misconception: (2 × 10</w:t>
+        <w:t xml:space="preserve">   (A) the exponents were subtracted, 4 − 5 [8.NSO.1.5: multiplication adds the exponents]; (B) the exponents were multiplied [B1G-M 8.NSO.1.5 named misconception: (2 × 10</w:t>
       </w:r>
       <w:r>
         <w:rPr>
@@ -2877,7 +2877,7 @@
           <w:color w:val="6B6B6B"/>
           <w:sz w:val="19"/>
         </w:rPr>
-        <w:t>]; (C) the coefficients were added instead of multiplied [8.NSO.1.5: the operation is multiplication]; (D) the exponents were subtracted, 4 − 5 [8.NSO.1.5: multiplication adds the exponents]</w:t>
+        <w:t>]; (D) the coefficients were added instead of multiplied [8.NSO.1.5: the operation is multiplication]</w:t>
       </w:r>
       <w:r>
         <w:rPr>
@@ -2966,7 +2966,7 @@
           <w:color w:val="9E1B32"/>
           <w:sz w:val="21"/>
         </w:rPr>
-        <w:t>A — 2 × 10</w:t>
+        <w:t>D — 2 × 10</w:t>
       </w:r>
       <w:r>
         <w:rPr>
@@ -2985,7 +2985,7 @@
           <w:color w:val="6B6B6B"/>
           <w:sz w:val="19"/>
         </w:rPr>
-        <w:t xml:space="preserve">   (B) equal in value, but 20 is not less than 10 [B1G-M 8.NSO.1.5 named misconception: leaving 12 × 10</w:t>
+        <w:t xml:space="preserve">   (A) the coefficient was repaired but the exponent was not raised [8.NSO.1.5: point one place left, exponent up one]; (B) equal in value, but 20 is not less than 10 [B1G-M 8.NSO.1.5 named misconception: leaving 12 × 10</w:t>
       </w:r>
       <w:r>
         <w:rPr>
@@ -3023,7 +3023,7 @@
           <w:color w:val="6B6B6B"/>
           <w:sz w:val="19"/>
         </w:rPr>
-        <w:t>]; (C) the coefficient was repaired but the exponent was not raised [8.NSO.1.5: point one place left, exponent up one]; (D) the exponents were multiplied and the coefficient was left over 10 [8.NSO.1.5]</w:t>
+        <w:t>]; (C) the exponents were multiplied and the coefficient was left over 10 [8.NSO.1.5]</w:t>
       </w:r>
       <w:r>
         <w:rPr>
@@ -3747,64 +3747,7 @@
           <w:color w:val="1A1A1A"/>
           <w:sz w:val="20"/>
         </w:rPr>
-        <w:t>the exponents were multiplied [B1G-M 8.NSO.1.5 named misconception: (2 × 10</w:t>
-      </w:r>
-      <w:r>
-        <w:rPr>
-          <w:b w:val="0"/>
-          <w:i w:val="0"/>
-          <w:color w:val="1A1A1A"/>
-          <w:sz w:val="20"/>
-          <w:vertAlign w:val="superscript"/>
-        </w:rPr>
-        <w:t>4</w:t>
-      </w:r>
-      <w:r>
-        <w:rPr>
-          <w:b w:val="0"/>
-          <w:i w:val="0"/>
-          <w:color w:val="1A1A1A"/>
-          <w:sz w:val="20"/>
-        </w:rPr>
-        <w:t>)(3 × 10</w:t>
-      </w:r>
-      <w:r>
-        <w:rPr>
-          <w:b w:val="0"/>
-          <w:i w:val="0"/>
-          <w:color w:val="1A1A1A"/>
-          <w:sz w:val="20"/>
-          <w:vertAlign w:val="superscript"/>
-        </w:rPr>
-        <w:t>5</w:t>
-      </w:r>
-      <w:r>
-        <w:rPr>
-          <w:b w:val="0"/>
-          <w:i w:val="0"/>
-          <w:color w:val="1A1A1A"/>
-          <w:sz w:val="20"/>
-        </w:rPr>
-        <w:t>) = 6 × 10</w:t>
-      </w:r>
-      <w:r>
-        <w:rPr>
-          <w:b w:val="0"/>
-          <w:i w:val="0"/>
-          <w:color w:val="1A1A1A"/>
-          <w:sz w:val="20"/>
-          <w:vertAlign w:val="superscript"/>
-        </w:rPr>
-        <w:t>20</w:t>
-      </w:r>
-      <w:r>
-        <w:rPr>
-          <w:b w:val="0"/>
-          <w:i w:val="0"/>
-          <w:color w:val="1A1A1A"/>
-          <w:sz w:val="20"/>
-        </w:rPr>
-        <w:t>]</w:t>
+        <w:t>the exponents were subtracted, 4 − 5 [8.NSO.1.5: multiplication adds the exponents]</w:t>
       </w:r>
     </w:p>
     <w:p>
@@ -3828,45 +3771,7 @@
           <w:color w:val="1A1A1A"/>
           <w:sz w:val="20"/>
         </w:rPr>
-        <w:t>equal in value, but 20 is not less than 10 [B1G-M 8.NSO.1.5 named misconception: leaving 12 × 10</w:t>
-      </w:r>
-      <w:r>
-        <w:rPr>
-          <w:b w:val="0"/>
-          <w:i w:val="0"/>
-          <w:color w:val="1A1A1A"/>
-          <w:sz w:val="20"/>
-          <w:vertAlign w:val="superscript"/>
-        </w:rPr>
-        <w:t>9</w:t>
-      </w:r>
-      <w:r>
-        <w:rPr>
-          <w:b w:val="0"/>
-          <w:i w:val="0"/>
-          <w:color w:val="1A1A1A"/>
-          <w:sz w:val="20"/>
-        </w:rPr>
-        <w:t xml:space="preserve"> instead of 1.2 × 10</w:t>
-      </w:r>
-      <w:r>
-        <w:rPr>
-          <w:b w:val="0"/>
-          <w:i w:val="0"/>
-          <w:color w:val="1A1A1A"/>
-          <w:sz w:val="20"/>
-          <w:vertAlign w:val="superscript"/>
-        </w:rPr>
-        <w:t>10</w:t>
-      </w:r>
-      <w:r>
-        <w:rPr>
-          <w:b w:val="0"/>
-          <w:i w:val="0"/>
-          <w:color w:val="1A1A1A"/>
-          <w:sz w:val="20"/>
-        </w:rPr>
-        <w:t>]</w:t>
+        <w:t>the coefficient was repaired but the exponent was not raised [8.NSO.1.5: point one place left, exponent up one]</w:t>
       </w:r>
     </w:p>
     <w:p>
